--- a/DailyReport_Email_EN_20261001.docx
+++ b/DailyReport_Email_EN_20261001.docx
@@ -329,7 +329,7 @@
                             <w:bCs/>
                             <w:color w:val="1F3864" w:themeColor="accent5" w:themeShade="80"/>
                           </w:rPr>
-                          <w:t>Wary sentiment prevails</w:t>
+                          <w:t>Quarter-end caution</w:t>
                         </w:r>
                         <w:r>
                           <w:rPr>

--- a/DailyReport_Email_EN_20261001.docx
+++ b/DailyReport_Email_EN_20261001.docx
@@ -329,7 +329,7 @@
                             <w:bCs/>
                             <w:color w:val="1F3864" w:themeColor="accent5" w:themeShade="80"/>
                           </w:rPr>
-                          <w:t>Quarter-end caution</w:t>
+                          <w:t>Cautious close to Q3</w:t>
                         </w:r>
                         <w:r>
                           <w:rPr>

--- a/DailyReport_Email_EN_20261001.docx
+++ b/DailyReport_Email_EN_20261001.docx
@@ -361,7 +361,7 @@
                             <w:rFonts w:ascii="Noto Sans" w:hAnsi="Noto Sans" w:cs="Noto Sans"/>
                             <w:lang w:val="en-GB"/>
                           </w:rPr>
-                          <w:t>VN-Index opened at 1,780.4pts (+0.0% DoD), closed at 1,768.6pts (-0.5% DoD), hit a high of 1,786.2pts (+0.2% DoD) and a low of 1,759.3pts (-0.7% DoD). The index traded sideways around 1,778pts through midday. Oil &amp; gas led the decline: PGD (-6.0%), PVD (-3.4%), GAS (-3.4%), BSR (-2.9%) and PLX (-2.3%). In the Vingroup group, VHM (-1.9%) and VIC (-0.9%) fell while VRE edged up. Banks were mixed. VBB (+6.4%), VPB (+2.0%), LPB and MSB (+1.0%+) gained, while SSB (-4.5%), STB (-2.4%) and KLB (-2.0%+) fell. PNJ hit the floor for a 3rd straight session and KOS for an 8th. NVL led market liquidity with 97mn shares matched and closed down 0.5%. The index traded sideways near the reference level in the morning. In the afternoon, profit-taking in oil &amp; gas spread to Vingroup stocks. At one point the index was down more than 18pts, below the 1,770–1,775 support zone. Late bottom-fishing won back about half the loss, but the index still closed below support. Breadth was negative, with 129 gainers and 178 decliners.</w:t>
+                          <w:t>VN-Index opened at 1,780.4pts (+0.0% DoD), hit a high of 1,786.2pts (+0.2% DoD) and a low of 1,759.3pts (-0.7% DoD), and closed at 1,768.6pts (-0.5% DoD). The index drifted sideways near reference through midday before afternoon profit-taking in oil &amp; gas spread to the Vingroup names, briefly dragging it more than 18pts lower and below the 1,770–1,775 support zone; late bottom-fishing recovered about half the loss, but it still closed below support. Oil &amp; gas led the decline — PGD (-6.0%), PVD (-3.4%), GAS (-3.4%), BSR (-2.9%) and PLX (-2.3%) — while VHM (-1.9%) and VIC (-0.9%) fell and VRE edged up. Banks were mixed: VBB (+6.4%), VPB (+2.0%) and both LPB and MSB (up more than 1%) gained, while SSB (-4.5%), STB (-2.4%) and KLB (down more than 2%) fell. PNJ hit the floor for a 3rd straight session and KOS for an 8th, while NVL led turnover with 97mn shares matched (-0.5%). Breadth was negative, with 129 gainers and 178 decliners.</w:t>
                         </w:r>
                       </w:p>
                       <w:p>
